--- a/software_rz/MiniGameArrow V1.0_代码材料.docx
+++ b/software_rz/MiniGameArrow V1.0_代码材料.docx
@@ -38691,6 +38691,8 @@
     <w:sectPr>
       <w:headerReference w:type="default" r:id="rId10"/>
       <w:footerReference w:type="default" r:id="rId11"/>
+      <w:headerReference w:type="first" r:id="rId12"/>
+      <w:headerReference w:type="even" r:id="rId13"/>
       <w:pgSz w:w="11906" w:h="16838"/>
       <w:pgMar w:top="1134" w:right="1134" w:bottom="567" w:left="1134" w:header="454" w:footer="283" w:gutter="0"/>
       <w:cols w:space="425" w:num="1"/>
@@ -38722,7 +38724,7 @@
         <w:sz w:val="20"/>
       </w:rPr>
       <w:tab/>
-      <w:t>MiniGameArrow V1.0</w:t>
+      <w:t>咩咩冲啊</w:t>
       <w:tab/>
     </w:r>
     <w:r>
@@ -38736,6 +38738,26 @@
       <w:t>1</w:t>
       <w:fldChar w:fldCharType="end"/>
     </w:r>
+  </w:p>
+</w:hdr>
+</file>
+
+<file path=word/header2.xml><?xml version="1.0" encoding="utf-8"?>
+<w:hdr xmlns:m="http://schemas.openxmlformats.org/officeDocument/2006/math" xmlns:mc="http://schemas.openxmlformats.org/markup-compatibility/2006" xmlns:mo="http://schemas.microsoft.com/office/mac/office/2008/main" xmlns:mv="urn:schemas-microsoft-com:mac:vml" xmlns:o="urn:schemas-microsoft-com:office:office" xmlns:r="http://schemas.openxmlformats.org/officeDocument/2006/relationships" xmlns:v="urn:schemas-microsoft-com:vml" xmlns:w10="urn:schemas-microsoft-com:office:word" xmlns:w14="http://schemas.microsoft.com/office/word/2010/wordml" xmlns:w="http://schemas.openxmlformats.org/wordprocessingml/2006/main" xmlns:wne="http://schemas.microsoft.com/office/word/2006/wordml" xmlns:wp14="http://schemas.microsoft.com/office/word/2010/wordprocessingDrawing" xmlns:wp="http://schemas.openxmlformats.org/drawingml/2006/wordprocessingDrawing" xmlns:wpc="http://schemas.microsoft.com/office/word/2010/wordprocessingCanvas" xmlns:wpg="http://schemas.microsoft.com/office/word/2010/wordprocessingGroup" xmlns:wpi="http://schemas.microsoft.com/office/word/2010/wordprocessingInk" xmlns:wps="http://schemas.microsoft.com/office/word/2010/wordprocessingShape" mc:Ignorable="w14 wp14">
+  <w:p>
+    <w:pPr>
+      <w:pStyle w:val="Header"/>
+    </w:pPr>
+  </w:p>
+</w:hdr>
+</file>
+
+<file path=word/header3.xml><?xml version="1.0" encoding="utf-8"?>
+<w:hdr xmlns:m="http://schemas.openxmlformats.org/officeDocument/2006/math" xmlns:mc="http://schemas.openxmlformats.org/markup-compatibility/2006" xmlns:mo="http://schemas.microsoft.com/office/mac/office/2008/main" xmlns:mv="urn:schemas-microsoft-com:mac:vml" xmlns:o="urn:schemas-microsoft-com:office:office" xmlns:r="http://schemas.openxmlformats.org/officeDocument/2006/relationships" xmlns:v="urn:schemas-microsoft-com:vml" xmlns:w10="urn:schemas-microsoft-com:office:word" xmlns:w14="http://schemas.microsoft.com/office/word/2010/wordml" xmlns:w="http://schemas.openxmlformats.org/wordprocessingml/2006/main" xmlns:wne="http://schemas.microsoft.com/office/word/2006/wordml" xmlns:wp14="http://schemas.microsoft.com/office/word/2010/wordprocessingDrawing" xmlns:wp="http://schemas.openxmlformats.org/drawingml/2006/wordprocessingDrawing" xmlns:wpc="http://schemas.microsoft.com/office/word/2010/wordprocessingCanvas" xmlns:wpg="http://schemas.microsoft.com/office/word/2010/wordprocessingGroup" xmlns:wpi="http://schemas.microsoft.com/office/word/2010/wordprocessingInk" xmlns:wps="http://schemas.microsoft.com/office/word/2010/wordprocessingShape" mc:Ignorable="w14 wp14">
+  <w:p>
+    <w:pPr>
+      <w:pStyle w:val="Header"/>
+    </w:pPr>
   </w:p>
 </w:hdr>
 </file>
